--- a/cases/skanska-usa-civil-northeast-inc-20261016-180647/files/report.docx
+++ b/cases/skanska-usa-civil-northeast-inc-20261016-180647/files/report.docx
@@ -917,7 +917,7 @@
           </w:tcPr>
           <w:p>
             <w:r>
-              <w:t>385 records, 372 adverse, 3 open (13 to review)</w:t>
+              <w:t>385 records, 370 adverse, 1 open (2 awaiting hearing, not counted, 13 to review)</w:t>
             </w:r>
           </w:p>
         </w:tc>
@@ -1230,130 +1230,6 @@
           </w:tcPr>
           <w:p>
             <w:r>
-              <w:t>2026-10-04</w:t>
-            </w:r>
-          </w:p>
-        </w:tc>
-        <w:tc>
-          <w:tcPr>
-            <w:tcW w:type="dxa" w:w="1440"/>
-          </w:tcPr>
-          <w:p>
-            <w:r>
-              <w:t>0704356209</w:t>
-            </w:r>
-          </w:p>
-        </w:tc>
-        <w:tc>
-          <w:tcPr>
-            <w:tcW w:type="dxa" w:w="1440"/>
-          </w:tcPr>
-          <w:p>
-            <w:r>
-              <w:t>SKANSKA USA CIVIL NORTHEAST IN</w:t>
-            </w:r>
-          </w:p>
-        </w:tc>
-        <w:tc>
-          <w:tcPr>
-            <w:tcW w:type="dxa" w:w="1440"/>
-          </w:tcPr>
-          <w:p>
-            <w:r>
-              <w:t>NEW ISSUANCE</w:t>
-            </w:r>
-          </w:p>
-        </w:tc>
-        <w:tc>
-          <w:tcPr>
-            <w:tcW w:type="dxa" w:w="1440"/>
-          </w:tcPr>
-          <w:p>
-            <w:r>
-              <w:t>$1,500.00</w:t>
-            </w:r>
-          </w:p>
-        </w:tc>
-        <w:tc>
-          <w:tcPr>
-            <w:tcW w:type="dxa" w:w="1440"/>
-          </w:tcPr>
-          <w:p>
-            <w:r>
-              <w:t>DEPT OF TRANSPORTATION summons 0704356209, 2026-10-04, USE OPENING OF STREET W O PERMIT, penalty $1,500.00, NEW ISSUANCE</w:t>
-            </w:r>
-          </w:p>
-        </w:tc>
-      </w:tr>
-      <w:tr>
-        <w:tc>
-          <w:tcPr>
-            <w:tcW w:type="dxa" w:w="1440"/>
-          </w:tcPr>
-          <w:p>
-            <w:r>
-              <w:t>2026-10-01</w:t>
-            </w:r>
-          </w:p>
-        </w:tc>
-        <w:tc>
-          <w:tcPr>
-            <w:tcW w:type="dxa" w:w="1440"/>
-          </w:tcPr>
-          <w:p>
-            <w:r>
-              <w:t>0704347793</w:t>
-            </w:r>
-          </w:p>
-        </w:tc>
-        <w:tc>
-          <w:tcPr>
-            <w:tcW w:type="dxa" w:w="1440"/>
-          </w:tcPr>
-          <w:p>
-            <w:r>
-              <w:t>SKANSKA USA CIVIL NORTHEAST IN</w:t>
-            </w:r>
-          </w:p>
-        </w:tc>
-        <w:tc>
-          <w:tcPr>
-            <w:tcW w:type="dxa" w:w="1440"/>
-          </w:tcPr>
-          <w:p>
-            <w:r>
-              <w:t>NEW ISSUANCE</w:t>
-            </w:r>
-          </w:p>
-        </w:tc>
-        <w:tc>
-          <w:tcPr>
-            <w:tcW w:type="dxa" w:w="1440"/>
-          </w:tcPr>
-          <w:p>
-            <w:r>
-              <w:t>$750.00</w:t>
-            </w:r>
-          </w:p>
-        </w:tc>
-        <w:tc>
-          <w:tcPr>
-            <w:tcW w:type="dxa" w:w="1440"/>
-          </w:tcPr>
-          <w:p>
-            <w:r>
-              <w:t>DEPT OF TRANSPORTATION summons 0704347793, 2026-10-01, FAIL TO HAVE NECESSARY ID MARKINGS ON DOT REQUIRED SIGNS, penalty $750.00, NEW ISSUANCE</w:t>
-            </w:r>
-          </w:p>
-        </w:tc>
-      </w:tr>
-      <w:tr>
-        <w:tc>
-          <w:tcPr>
-            <w:tcW w:type="dxa" w:w="1440"/>
-          </w:tcPr>
-          <w:p>
-            <w:r>
               <w:t>2026-07-12</w:t>
             </w:r>
           </w:p>
@@ -3044,6 +2920,220 @@
     <w:p>
       <w:r>
         <w:t>291 more row(s) not shown; every record is in run.json and the evidence files.</w:t>
+      </w:r>
+    </w:p>
+    <w:p>
+      <w:pPr>
+        <w:pStyle w:val="Heading4"/>
+      </w:pPr>
+      <w:r>
+        <w:t>Awaiting hearing (not counted against the vendor)</w:t>
+      </w:r>
+    </w:p>
+    <w:tbl>
+      <w:tblPr>
+        <w:tblStyle w:val="TableGrid"/>
+        <w:tblW w:type="auto" w:w="0"/>
+        <w:tblLook w:firstColumn="1" w:firstRow="1" w:lastColumn="0" w:lastRow="0" w:noHBand="0" w:noVBand="1" w:val="04A0"/>
+      </w:tblPr>
+      <w:tblGrid>
+        <w:gridCol w:w="1440"/>
+        <w:gridCol w:w="1440"/>
+        <w:gridCol w:w="1440"/>
+        <w:gridCol w:w="1440"/>
+        <w:gridCol w:w="1440"/>
+        <w:gridCol w:w="1440"/>
+      </w:tblGrid>
+      <w:tr>
+        <w:tc>
+          <w:tcPr>
+            <w:tcW w:type="dxa" w:w="1440"/>
+          </w:tcPr>
+          <w:p>
+            <w:r>
+              <w:t>Date</w:t>
+            </w:r>
+          </w:p>
+        </w:tc>
+        <w:tc>
+          <w:tcPr>
+            <w:tcW w:type="dxa" w:w="1440"/>
+          </w:tcPr>
+          <w:p>
+            <w:r>
+              <w:t>Record ID</w:t>
+            </w:r>
+          </w:p>
+        </w:tc>
+        <w:tc>
+          <w:tcPr>
+            <w:tcW w:type="dxa" w:w="1440"/>
+          </w:tcPr>
+          <w:p>
+            <w:r>
+              <w:t>Matched Name</w:t>
+            </w:r>
+          </w:p>
+        </w:tc>
+        <w:tc>
+          <w:tcPr>
+            <w:tcW w:type="dxa" w:w="1440"/>
+          </w:tcPr>
+          <w:p>
+            <w:r>
+              <w:t>Status</w:t>
+            </w:r>
+          </w:p>
+        </w:tc>
+        <w:tc>
+          <w:tcPr>
+            <w:tcW w:type="dxa" w:w="1440"/>
+          </w:tcPr>
+          <w:p>
+            <w:r>
+              <w:t>Amount</w:t>
+            </w:r>
+          </w:p>
+        </w:tc>
+        <w:tc>
+          <w:tcPr>
+            <w:tcW w:type="dxa" w:w="1440"/>
+          </w:tcPr>
+          <w:p>
+            <w:r>
+              <w:t>Summary</w:t>
+            </w:r>
+          </w:p>
+        </w:tc>
+      </w:tr>
+      <w:tr>
+        <w:tc>
+          <w:tcPr>
+            <w:tcW w:type="dxa" w:w="1440"/>
+          </w:tcPr>
+          <w:p>
+            <w:r>
+              <w:t>2026-10-04</w:t>
+            </w:r>
+          </w:p>
+        </w:tc>
+        <w:tc>
+          <w:tcPr>
+            <w:tcW w:type="dxa" w:w="1440"/>
+          </w:tcPr>
+          <w:p>
+            <w:r>
+              <w:t>0704356209</w:t>
+            </w:r>
+          </w:p>
+        </w:tc>
+        <w:tc>
+          <w:tcPr>
+            <w:tcW w:type="dxa" w:w="1440"/>
+          </w:tcPr>
+          <w:p>
+            <w:r>
+              <w:t>SKANSKA USA CIVIL NORTHEAST IN</w:t>
+            </w:r>
+          </w:p>
+        </w:tc>
+        <w:tc>
+          <w:tcPr>
+            <w:tcW w:type="dxa" w:w="1440"/>
+          </w:tcPr>
+          <w:p>
+            <w:r>
+              <w:t>NEW ISSUANCE</w:t>
+            </w:r>
+          </w:p>
+        </w:tc>
+        <w:tc>
+          <w:tcPr>
+            <w:tcW w:type="dxa" w:w="1440"/>
+          </w:tcPr>
+          <w:p>
+            <w:r>
+              <w:t>$1,500.00</w:t>
+            </w:r>
+          </w:p>
+        </w:tc>
+        <w:tc>
+          <w:tcPr>
+            <w:tcW w:type="dxa" w:w="1440"/>
+          </w:tcPr>
+          <w:p>
+            <w:r>
+              <w:t>DEPT OF TRANSPORTATION summons 0704356209, 2026-10-04, USE OPENING OF STREET W O PERMIT, penalty $1,500.00, NEW ISSUANCE</w:t>
+            </w:r>
+          </w:p>
+        </w:tc>
+      </w:tr>
+      <w:tr>
+        <w:tc>
+          <w:tcPr>
+            <w:tcW w:type="dxa" w:w="1440"/>
+          </w:tcPr>
+          <w:p>
+            <w:r>
+              <w:t>2026-10-01</w:t>
+            </w:r>
+          </w:p>
+        </w:tc>
+        <w:tc>
+          <w:tcPr>
+            <w:tcW w:type="dxa" w:w="1440"/>
+          </w:tcPr>
+          <w:p>
+            <w:r>
+              <w:t>0704347793</w:t>
+            </w:r>
+          </w:p>
+        </w:tc>
+        <w:tc>
+          <w:tcPr>
+            <w:tcW w:type="dxa" w:w="1440"/>
+          </w:tcPr>
+          <w:p>
+            <w:r>
+              <w:t>SKANSKA USA CIVIL NORTHEAST IN</w:t>
+            </w:r>
+          </w:p>
+        </w:tc>
+        <w:tc>
+          <w:tcPr>
+            <w:tcW w:type="dxa" w:w="1440"/>
+          </w:tcPr>
+          <w:p>
+            <w:r>
+              <w:t>NEW ISSUANCE</w:t>
+            </w:r>
+          </w:p>
+        </w:tc>
+        <w:tc>
+          <w:tcPr>
+            <w:tcW w:type="dxa" w:w="1440"/>
+          </w:tcPr>
+          <w:p>
+            <w:r>
+              <w:t>$750.00</w:t>
+            </w:r>
+          </w:p>
+        </w:tc>
+        <w:tc>
+          <w:tcPr>
+            <w:tcW w:type="dxa" w:w="1440"/>
+          </w:tcPr>
+          <w:p>
+            <w:r>
+              <w:t>DEPT OF TRANSPORTATION summons 0704347793, 2026-10-01, FAIL TO HAVE NECESSARY ID MARKINGS ON DOT REQUIRED SIGNS, penalty $750.00, NEW ISSUANCE</w:t>
+            </w:r>
+          </w:p>
+        </w:tc>
+      </w:tr>
+    </w:tbl>
+    <w:p>
+      <w:r>
+        <w:t>The form's ECB "In compliance" is the compliance status with the NYC Department of Finance as shown in PASSPort, which staff must confirm; the OATH records are supporting evidence.</w:t>
       </w:r>
     </w:p>
     <w:p>
@@ -4788,7 +4878,7 @@
           </w:tcPr>
           <w:p>
             <w:r>
-              <w:t>Outstanding ECB violations were found for Skanska USA Civil Northeast Inc. between 2016 – 2026 (319 summonses; 3 open; balance due $-748.00).</w:t>
+              <w:t>Outstanding ECB violations were found for Skanska USA Civil Northeast Inc. between 2016 – 2026 (317 summonses; 1 open; balance due $0.00); 2 more awaiting a hearing (not counted).</w:t>
             </w:r>
           </w:p>
         </w:tc>
